--- a/public/resume/igor-kupchinenko-product-designer-resume-2026.docx
+++ b/public/resume/igor-kupchinenko-product-designer-resume-2026.docx
@@ -4,72 +4,45 @@
   <w:body>
     <w:p>
       <w:pPr>
-        <w:spacing w:before="0" w:after="0" w:lineRule="auto" w:line="240"/>
+        <w:pStyle w:val="Title"/>
       </w:pPr>
       <w:r>
-        <w:rPr>
-          <w:rFonts w:ascii="Arial" w:hAnsi="Arial" w:eastAsia="Arial" w:cs="Arial"/>
-          <w:b/>
-          <w:color w:val="000000"/>
-          <w:sz w:val="43"/>
-        </w:rPr>
         <w:t>IGOR KUPCHINENKO</w:t>
       </w:r>
     </w:p>
     <w:p>
       <w:pPr>
-        <w:spacing w:before="0" w:after="32" w:lineRule="auto" w:line="240"/>
+        <w:pStyle w:val="Subtitle"/>
       </w:pPr>
       <w:r>
-        <w:rPr>
-          <w:rFonts w:ascii="Arial" w:hAnsi="Arial" w:eastAsia="Arial" w:cs="Arial"/>
-          <w:b/>
-          <w:color w:val="444444"/>
-          <w:sz w:val="24"/>
-        </w:rPr>
         <w:t>PRODUCT DESIGNER</w:t>
       </w:r>
     </w:p>
     <w:p>
       <w:pPr>
-        <w:spacing w:before="0" w:after="7" w:lineRule="auto" w:line="240"/>
+        <w:spacing w:after="40"/>
       </w:pPr>
-      <w:r>
-        <w:rPr>
-          <w:rFonts w:ascii="Arial" w:hAnsi="Arial" w:eastAsia="Arial" w:cs="Arial"/>
-          <w:color w:val="444444"/>
-          <w:sz w:val="18"/>
-        </w:rPr>
-        <w:t xml:space="preserve">Email: </w:t>
-      </w:r>
-      <w:hyperlink r:id="rId11" w:history="1">
+      <w:hyperlink r:id="rId9">
         <w:r>
           <w:rPr>
-            <w:rFonts w:ascii="Arial" w:hAnsi="Arial" w:eastAsia="Arial" w:cs="Arial"/>
-            <w:color w:val="444444"/>
-            <w:u w:val="none"/>
-            <w:sz w:val="18"/>
-            <w:szCs w:val="18"/>
+            <w:rFonts w:ascii="Arial" w:hAnsi="Arial" w:cs="Arial"/>
+            <w:color w:val="222222"/>
+            <w:sz w:val="20"/>
+            <w:u w:val="single"/>
           </w:rPr>
           <w:t>i.kupchinenko@gmail.com</w:t>
         </w:r>
       </w:hyperlink>
       <w:r>
-        <w:rPr>
-          <w:rFonts w:ascii="Arial" w:hAnsi="Arial" w:eastAsia="Arial" w:cs="Arial"/>
-          <w:color w:val="444444"/>
-          <w:sz w:val="18"/>
-        </w:rPr>
-        <w:t xml:space="preserve">  |  Portfolio: </w:t>
+        <w:t xml:space="preserve">  |  </w:t>
       </w:r>
-      <w:hyperlink r:id="rId12" w:history="1">
+      <w:hyperlink r:id="rId10">
         <w:r>
           <w:rPr>
-            <w:rFonts w:ascii="Arial" w:hAnsi="Arial" w:eastAsia="Arial" w:cs="Arial"/>
-            <w:color w:val="444444"/>
-            <w:u w:val="none"/>
-            <w:sz w:val="18"/>
-            <w:szCs w:val="18"/>
+            <w:rFonts w:ascii="Arial" w:hAnsi="Arial" w:cs="Arial"/>
+            <w:color w:val="222222"/>
+            <w:sz w:val="20"/>
+            <w:u w:val="single"/>
           </w:rPr>
           <w:t>kidpudel.github.io/personal-website</w:t>
         </w:r>
@@ -77,731 +50,353 @@
     </w:p>
     <w:p>
       <w:pPr>
-        <w:spacing w:before="0" w:after="22" w:lineRule="auto" w:line="240"/>
-        <w:pBdr>
-          <w:bottom w:val="single" w:sz="18" w:space="7" w:color="222222"/>
-        </w:pBdr>
+        <w:spacing w:after="120"/>
       </w:pPr>
-      <w:r>
-        <w:rPr>
-          <w:rFonts w:ascii="Arial" w:hAnsi="Arial" w:eastAsia="Arial" w:cs="Arial"/>
-          <w:color w:val="444444"/>
-          <w:sz w:val="18"/>
-        </w:rPr>
-        <w:t xml:space="preserve">LinkedIn: </w:t>
-      </w:r>
-      <w:hyperlink r:id="rId13" w:history="1">
+      <w:hyperlink r:id="rId11">
         <w:r>
           <w:rPr>
-            <w:rFonts w:ascii="Arial" w:hAnsi="Arial" w:eastAsia="Arial" w:cs="Arial"/>
-            <w:color w:val="444444"/>
-            <w:u w:val="none"/>
-            <w:sz w:val="18"/>
-            <w:szCs w:val="18"/>
+            <w:rFonts w:ascii="Arial" w:hAnsi="Arial" w:cs="Arial"/>
+            <w:color w:val="222222"/>
+            <w:sz w:val="20"/>
+            <w:u w:val="single"/>
           </w:rPr>
           <w:t>linkedin.com/in/iggydev</w:t>
         </w:r>
       </w:hyperlink>
       <w:r>
-        <w:rPr>
-          <w:rFonts w:ascii="Arial" w:hAnsi="Arial" w:eastAsia="Arial" w:cs="Arial"/>
-          <w:color w:val="444444"/>
-          <w:sz w:val="18"/>
-        </w:rPr>
-        <w:t xml:space="preserve">  |  GitHub: </w:t>
+        <w:t xml:space="preserve">  |  </w:t>
       </w:r>
-      <w:hyperlink r:id="rId14" w:history="1">
+      <w:hyperlink r:id="rId12">
         <w:r>
           <w:rPr>
-            <w:rFonts w:ascii="Arial" w:hAnsi="Arial" w:eastAsia="Arial" w:cs="Arial"/>
-            <w:color w:val="444444"/>
-            <w:u w:val="none"/>
-            <w:sz w:val="18"/>
-            <w:szCs w:val="18"/>
+            <w:rFonts w:ascii="Arial" w:hAnsi="Arial" w:cs="Arial"/>
+            <w:color w:val="222222"/>
+            <w:sz w:val="20"/>
+            <w:u w:val="single"/>
           </w:rPr>
           <w:t>github.com/KidPudel</w:t>
         </w:r>
       </w:hyperlink>
     </w:p>
     <w:p>
-      <w:pPr>
-        <w:pStyle w:val="ResumeSection"/>
-        <w:outlineLvl w:val="0"/>
-        <w:pBdr>
-          <w:bottom w:val="single" w:sz="4" w:space="3" w:color="A6A6A6"/>
-        </w:pBdr>
-      </w:pPr>
       <w:r>
-        <w:rPr>
-          <w:rFonts w:ascii="Arial" w:hAnsi="Arial" w:eastAsia="Arial" w:cs="Arial"/>
-          <w:b/>
-          <w:color w:val="000000"/>
-          <w:sz w:val="20"/>
-        </w:rPr>
-        <w:t>SUMMARY</w:t>
+        <w:t>Product designer with a software-engineering background. At SuperGood, my role expanded from mobile development into designing the ordering experience. I designed and built the app released on iOS and Android. My independent work includes a released macOS app and a redesign concept informed by user interviews.</w:t>
       </w:r>
     </w:p>
     <w:p>
       <w:pPr>
-        <w:pStyle w:val="ResumeSummary"/>
+        <w:pStyle w:val="Heading1"/>
       </w:pPr>
       <w:r>
-        <w:rPr>
-          <w:rFonts w:ascii="Arial" w:hAnsi="Arial" w:eastAsia="Arial" w:cs="Arial"/>
-          <w:color w:val="262626"/>
-          <w:sz w:val="20"/>
-        </w:rPr>
-        <w:t>Product designer with a software engineering background. I use research to understand what people are trying to do, turn that into product and interaction decisions, and carry the design into working software. Recent work includes a production food-ordering app, a solo macOS activity monitor, and a Telegram learning prototype.</w:t>
+        <w:t>RELEVANT DESIGN EXPERIENCE</w:t>
       </w:r>
     </w:p>
     <w:p>
       <w:pPr>
-        <w:pStyle w:val="ResumeSection"/>
-        <w:outlineLvl w:val="0"/>
-        <w:pBdr>
-          <w:bottom w:val="single" w:sz="4" w:space="3" w:color="A6A6A6"/>
-        </w:pBdr>
+        <w:pStyle w:val="Heading2"/>
+      </w:pPr>
+      <w:hyperlink r:id="rId13">
+        <w:r>
+          <w:rPr>
+            <w:rFonts w:ascii="Arial" w:hAnsi="Arial" w:cs="Arial"/>
+            <w:color w:val="222222"/>
+            <w:sz w:val="21"/>
+            <w:u w:val="single"/>
+            <w:b/>
+          </w:rPr>
+          <w:t>PizzaSushiWok (SuperGood)</w:t>
+        </w:r>
+      </w:hyperlink>
+    </w:p>
+    <w:p>
+      <w:pPr>
+        <w:keepNext/>
+        <w:spacing w:after="40"/>
       </w:pPr>
       <w:r>
         <w:rPr>
-          <w:rFonts w:ascii="Arial" w:hAnsi="Arial" w:eastAsia="Arial" w:cs="Arial"/>
-          <w:b/>
-          <w:color w:val="000000"/>
-          <w:sz w:val="20"/>
+          <w:sz w:val="19"/>
         </w:rPr>
+        <w:t>Product Designer / Mobile Engineer | Jan 2023 - Jul 2024</w:t>
+      </w:r>
+    </w:p>
+    <w:p>
+      <w:pPr>
+        <w:pStyle w:val="ListBullet"/>
+        <w:keepLines/>
+      </w:pPr>
+      <w:r>
+        <w:t>Designed and shipped the food-ordering app, from menu and basket through payment and delivery tracking. Built one Flutter app to replace separate Android and iOS applications.</w:t>
+      </w:r>
+    </w:p>
+    <w:p>
+      <w:pPr>
+        <w:pStyle w:val="ListBullet"/>
+        <w:keepLines/>
+      </w:pPr>
+      <w:r>
+        <w:t>Customer conversations and ordering tasks highlighted uncertainty about dish details, delivery time and total cost. Added fuller dish information and a persistent order summary.</w:t>
+      </w:r>
+    </w:p>
+    <w:p>
+      <w:pPr>
+        <w:pStyle w:val="ListBullet"/>
+        <w:keepLines/>
+      </w:pPr>
+      <w:r>
+        <w:t>Made previous orders reusable: users could add individual dishes or the whole order back to the basket. Added access through favourites and adapted layouts for different mobile screens.</w:t>
+      </w:r>
+    </w:p>
+    <w:p>
+      <w:pPr>
+        <w:pStyle w:val="Heading1"/>
+      </w:pPr>
+      <w:r>
+        <w:t>SELECTED PROJECTS</w:t>
+      </w:r>
+    </w:p>
+    <w:p>
+      <w:pPr>
+        <w:pStyle w:val="Heading2"/>
+      </w:pPr>
+      <w:hyperlink r:id="rId14">
+        <w:r>
+          <w:rPr>
+            <w:rFonts w:ascii="Arial" w:hAnsi="Arial" w:cs="Arial"/>
+            <w:color w:val="222222"/>
+            <w:sz w:val="21"/>
+            <w:u w:val="single"/>
+            <w:b/>
+          </w:rPr>
+          <w:t>Instagram Saves redesign</w:t>
+        </w:r>
+      </w:hyperlink>
+    </w:p>
+    <w:p>
+      <w:pPr>
+        <w:keepNext/>
+        <w:spacing w:after="40"/>
+      </w:pPr>
+      <w:r>
+        <w:rPr>
+          <w:sz w:val="19"/>
+        </w:rPr>
+        <w:t>Independent concept | 2026</w:t>
+      </w:r>
+    </w:p>
+    <w:p>
+      <w:pPr>
+        <w:pStyle w:val="ListBullet"/>
+        <w:keepLines/>
+      </w:pPr>
+      <w:r>
+        <w:t>Spoke with eight people about saving and finding posts. Used the recurring problems to shape collection suggestions, search and date filters, notes and pins.</w:t>
+      </w:r>
+    </w:p>
+    <w:p>
+      <w:pPr>
+        <w:pStyle w:val="ListBullet"/>
+        <w:keepLines/>
+      </w:pPr>
+      <w:r>
+        <w:t>Built an interactive prototype of the proposed flows and explored bringing saved collections into the main feed to help people revisit them.</w:t>
+      </w:r>
+    </w:p>
+    <w:p>
+      <w:pPr>
+        <w:pStyle w:val="Heading2"/>
+      </w:pPr>
+      <w:hyperlink r:id="rId15">
+        <w:r>
+          <w:rPr>
+            <w:rFonts w:ascii="Arial" w:hAnsi="Arial" w:cs="Arial"/>
+            <w:color w:val="222222"/>
+            <w:sz w:val="21"/>
+            <w:u w:val="single"/>
+            <w:b/>
+          </w:rPr>
+          <w:t>Observatory</w:t>
+        </w:r>
+      </w:hyperlink>
+    </w:p>
+    <w:p>
+      <w:pPr>
+        <w:keepNext/>
+        <w:spacing w:after="40"/>
+      </w:pPr>
+      <w:r>
+        <w:rPr>
+          <w:sz w:val="19"/>
+        </w:rPr>
+        <w:t>Personal project | Jul 2026 - Aug 2026</w:t>
+      </w:r>
+    </w:p>
+    <w:p>
+      <w:pPr>
+        <w:pStyle w:val="ListBullet"/>
+        <w:keepLines/>
+      </w:pPr>
+      <w:r>
+        <w:t>Five exploratory interviews informed an app-first view of Mac performance. Grouped related processes so users could read application totals before opening details.</w:t>
+      </w:r>
+    </w:p>
+    <w:p>
+      <w:pPr>
+        <w:pStyle w:val="ListBullet"/>
+        <w:keepLines/>
+      </w:pPr>
+      <w:r>
+        <w:t>Designed the interface and saved-recording comparisons, directed AI-assisted implementation, and released the macOS app with a launch film.</w:t>
+      </w:r>
+    </w:p>
+    <w:p>
+      <w:pPr>
+        <w:pStyle w:val="Heading2"/>
+      </w:pPr>
+      <w:hyperlink r:id="rId16">
+        <w:r>
+          <w:rPr>
+            <w:rFonts w:ascii="Arial" w:hAnsi="Arial" w:cs="Arial"/>
+            <w:color w:val="222222"/>
+            <w:sz w:val="21"/>
+            <w:u w:val="single"/>
+            <w:b/>
+          </w:rPr>
+          <w:t>Two Sticks</w:t>
+        </w:r>
+      </w:hyperlink>
+    </w:p>
+    <w:p>
+      <w:pPr>
+        <w:keepNext/>
+        <w:spacing w:after="40"/>
+      </w:pPr>
+      <w:r>
+        <w:rPr>
+          <w:sz w:val="19"/>
+        </w:rPr>
+        <w:t>Collaborative prototype | May 2024 - Jun 2024</w:t>
+      </w:r>
+    </w:p>
+    <w:p>
+      <w:pPr>
+        <w:pStyle w:val="ListBullet"/>
+        <w:keepLines/>
+      </w:pPr>
+      <w:r>
+        <w:t>Turned a diploma team's pedagogical research into a Telegram flow for finding, saving and practising Chinese characters. Designed and built the bot and handwriting web app; the prototype is no longer hosted.</w:t>
+      </w:r>
+    </w:p>
+    <w:p>
+      <w:pPr>
+        <w:pStyle w:val="Heading1"/>
+      </w:pPr>
+      <w:r>
+        <w:t>ADDITIONAL EXPERIENCE</w:t>
+      </w:r>
+    </w:p>
+    <w:p>
+      <w:pPr>
+        <w:pStyle w:val="Heading2"/>
+      </w:pPr>
+      <w:r>
+        <w:t>Paycos</w:t>
+      </w:r>
+    </w:p>
+    <w:p>
+      <w:pPr>
+        <w:keepNext/>
+        <w:spacing w:after="40"/>
+      </w:pPr>
+      <w:r>
+        <w:rPr>
+          <w:sz w:val="19"/>
+        </w:rPr>
+        <w:t>Software Developer, contract | Jul 2024 - Dec 2025</w:t>
+      </w:r>
+    </w:p>
+    <w:p>
+      <w:pPr>
+        <w:pStyle w:val="ListBullet"/>
+        <w:keepLines/>
+      </w:pPr>
+      <w:r>
+        <w:t>Built payment and order-processing services. Cut PDF receipt processing from 6-10 seconds to 600-650 ms by extracting text directly and retaining OCR for image inputs.</w:t>
+      </w:r>
+    </w:p>
+    <w:p>
+      <w:pPr>
+        <w:pStyle w:val="Heading2"/>
+      </w:pPr>
+      <w:r>
+        <w:t>22bytes</w:t>
+      </w:r>
+    </w:p>
+    <w:p>
+      <w:pPr>
+        <w:keepNext/>
+        <w:spacing w:after="40"/>
+      </w:pPr>
+      <w:r>
+        <w:rPr>
+          <w:sz w:val="19"/>
+        </w:rPr>
+        <w:t>Mobile Game Designer / Prototype Developer | Nov 2022 - Jan 2023</w:t>
+      </w:r>
+    </w:p>
+    <w:p>
+      <w:pPr>
+        <w:pStyle w:val="ListBullet"/>
+        <w:keepLines/>
+      </w:pPr>
+      <w:r>
+        <w:t>Built playable Android prototypes in short cycles, shaping interaction flows, player feedback and scope.</w:t>
+      </w:r>
+    </w:p>
+    <w:p>
+      <w:pPr>
+        <w:pStyle w:val="Heading1"/>
+      </w:pPr>
+      <w:r>
         <w:t>SKILLS</w:t>
       </w:r>
     </w:p>
     <w:p>
-      <w:pPr>
-        <w:pStyle w:val="ResumeSkills"/>
-      </w:pPr>
       <w:r>
-        <w:rPr>
-          <w:rFonts w:ascii="Arial" w:hAnsi="Arial" w:eastAsia="Arial" w:cs="Arial"/>
-          <w:b/>
-          <w:color w:val="262626"/>
-          <w:sz w:val="19"/>
-        </w:rPr>
-        <w:t xml:space="preserve">Product design: </w:t>
-      </w:r>
-      <w:r>
-        <w:rPr>
-          <w:rFonts w:ascii="Arial" w:hAnsi="Arial" w:eastAsia="Arial" w:cs="Arial"/>
-          <w:color w:val="262626"/>
-          <w:sz w:val="19"/>
-        </w:rPr>
-        <w:t>User-centered design, user research, user interviews, contextual inquiry, research synthesis, problem framing, competitive analysis, information architecture, user flows, wireframing, UX design, UI design, interaction design, visual design, high-fidelity prototyping, usability testing, responsive and adaptive design, motion design</w:t>
+        <w:t>User interviews, research synthesis, user flows, interaction and visual design, prototyping, usability testing, responsive layouts and motion. Figma; code prototypes with Flutter and Vue; software development with Go, Python and Unity.</w:t>
       </w:r>
     </w:p>
     <w:p>
       <w:pPr>
-        <w:pStyle w:val="ResumeSkills"/>
+        <w:pStyle w:val="Heading1"/>
       </w:pPr>
       <w:r>
-        <w:rPr>
-          <w:rFonts w:ascii="Arial" w:hAnsi="Arial" w:eastAsia="Arial" w:cs="Arial"/>
-          <w:b/>
-          <w:color w:val="262626"/>
-          <w:sz w:val="19"/>
-        </w:rPr>
-        <w:t xml:space="preserve">Tools and implementation: </w:t>
-      </w:r>
-      <w:r>
-        <w:rPr>
-          <w:rFonts w:ascii="Arial" w:hAnsi="Arial" w:eastAsia="Arial" w:cs="Arial"/>
-          <w:color w:val="262626"/>
-          <w:sz w:val="19"/>
-        </w:rPr>
-        <w:t>Figma, Flutter, Vue, FastAPI, Go, Python, PostgreSQL, Unity; mobile, desktop, web, AI-assisted development, and code-based prototypes</w:t>
+        <w:t>EDUCATION AND LANGUAGES</w:t>
       </w:r>
     </w:p>
     <w:p>
       <w:pPr>
-        <w:pStyle w:val="ResumeSection"/>
-        <w:outlineLvl w:val="0"/>
-        <w:pBdr>
-          <w:bottom w:val="single" w:sz="4" w:space="3" w:color="A6A6A6"/>
-        </w:pBdr>
+        <w:spacing w:after="20"/>
       </w:pPr>
       <w:r>
-        <w:rPr>
-          <w:rFonts w:ascii="Arial" w:hAnsi="Arial" w:eastAsia="Arial" w:cs="Arial"/>
-          <w:b/>
-          <w:color w:val="000000"/>
-          <w:sz w:val="20"/>
-        </w:rPr>
-        <w:t>PRODUCT DESIGN PROJECTS</w:t>
+        <w:t>Bachelor of Computer &amp; Information Science | 2019 - 2023</w:t>
+        <w:br/>
+        <w:t>Moscow Finance and Law Academy (MFUA)</w:t>
       </w:r>
     </w:p>
     <w:p>
-      <w:pPr>
-        <w:pStyle w:val="ResumeEntry"/>
-        <w:keepNext/>
-        <w:tabs>
-          <w:tab w:pos="10282" w:val="right"/>
-        </w:tabs>
-      </w:pPr>
       <w:r>
-        <w:rPr>
-          <w:rFonts w:ascii="Arial" w:hAnsi="Arial" w:eastAsia="Arial" w:cs="Arial"/>
-          <w:b/>
-          <w:color w:val="000000"/>
-          <w:sz w:val="19"/>
-        </w:rPr>
-        <w:t>Product Designer | Observatory | Solo project</w:t>
-      </w:r>
-      <w:r>
-        <w:rPr>
-          <w:rFonts w:ascii="Arial" w:hAnsi="Arial" w:eastAsia="Arial" w:cs="Arial"/>
-          <w:b/>
-          <w:color w:val="000000"/>
-          <w:sz w:val="19"/>
-        </w:rPr>
-        <w:tab/>
-      </w:r>
-      <w:r>
-        <w:rPr>
-          <w:rFonts w:ascii="Arial" w:hAnsi="Arial" w:eastAsia="Arial" w:cs="Arial"/>
-          <w:b/>
-          <w:color w:val="000000"/>
-          <w:sz w:val="19"/>
-        </w:rPr>
-        <w:t>Jul 2026 - Aug 2026</w:t>
-      </w:r>
-    </w:p>
-    <w:p>
-      <w:pPr>
-        <w:pStyle w:val="ResumeContext"/>
-        <w:keepNext/>
-      </w:pPr>
-      <w:r>
-        <w:rPr>
-          <w:rFonts w:ascii="Arial" w:hAnsi="Arial" w:eastAsia="Arial" w:cs="Arial"/>
-          <w:color w:val="262626"/>
-          <w:sz w:val="18"/>
-        </w:rPr>
-        <w:t>Native macOS activity monitor released as version 0.1.1.</w:t>
-      </w:r>
-    </w:p>
-    <w:p>
-      <w:pPr>
-        <w:numPr>
-          <w:ilvl w:val="0"/>
-          <w:numId w:val="10"/>
-        </w:numPr>
-        <w:pStyle w:val="ResumeBullet"/>
-      </w:pPr>
-      <w:r>
-        <w:rPr>
-          <w:rFonts w:ascii="Arial" w:hAnsi="Arial" w:eastAsia="Arial" w:cs="Arial"/>
-          <w:color w:val="262626"/>
-          <w:sz w:val="19"/>
-        </w:rPr>
-        <w:t>Conducted 5 exploratory interviews and synthesized 2 working personas. The central finding was that people approached performance through an application or task, not an isolated process.</w:t>
-      </w:r>
-    </w:p>
-    <w:p>
-      <w:pPr>
-        <w:numPr>
-          <w:ilvl w:val="0"/>
-          <w:numId w:val="10"/>
-        </w:numPr>
-        <w:pStyle w:val="ResumeBullet"/>
-      </w:pPr>
-      <w:r>
-        <w:rPr>
-          <w:rFonts w:ascii="Arial" w:hAnsi="Arial" w:eastAsia="Arial" w:cs="Arial"/>
-          <w:color w:val="262626"/>
-          <w:sz w:val="19"/>
-        </w:rPr>
-        <w:t>Used that finding to make applications the main unit of the product, with repeatable test recordings, local saved results, and synchronized comparisons.</w:t>
-      </w:r>
-    </w:p>
-    <w:p>
-      <w:pPr>
-        <w:numPr>
-          <w:ilvl w:val="0"/>
-          <w:numId w:val="10"/>
-        </w:numPr>
-        <w:pStyle w:val="ResumeBullet"/>
-      </w:pPr>
-      <w:r>
-        <w:rPr>
-          <w:rFonts w:ascii="Arial" w:hAnsi="Arial" w:eastAsia="Arial" w:cs="Arial"/>
-          <w:color w:val="262626"/>
-          <w:sz w:val="19"/>
-        </w:rPr>
-        <w:t>Designed the information architecture, Figma wireframes, interface, visual identity, and motion. Wrote detailed specifications, directed AI-assisted implementation, and shipped public macOS release 0.1.1 with a launch film.</w:t>
-      </w:r>
-    </w:p>
-    <w:p>
-      <w:pPr>
-        <w:pStyle w:val="ResumeEntry"/>
-        <w:keepNext/>
-        <w:tabs>
-          <w:tab w:pos="10282" w:val="right"/>
-        </w:tabs>
-      </w:pPr>
-      <w:r>
-        <w:rPr>
-          <w:rFonts w:ascii="Arial" w:hAnsi="Arial" w:eastAsia="Arial" w:cs="Arial"/>
-          <w:b/>
-          <w:color w:val="000000"/>
-          <w:sz w:val="19"/>
-        </w:rPr>
-        <w:t>Product Designer | Two Sticks | Collaborative project</w:t>
-      </w:r>
-      <w:r>
-        <w:rPr>
-          <w:rFonts w:ascii="Arial" w:hAnsi="Arial" w:eastAsia="Arial" w:cs="Arial"/>
-          <w:b/>
-          <w:color w:val="000000"/>
-          <w:sz w:val="19"/>
-        </w:rPr>
-        <w:tab/>
-      </w:r>
-      <w:r>
-        <w:rPr>
-          <w:rFonts w:ascii="Arial" w:hAnsi="Arial" w:eastAsia="Arial" w:cs="Arial"/>
-          <w:b/>
-          <w:color w:val="000000"/>
-          <w:sz w:val="19"/>
-        </w:rPr>
-        <w:t>May 2024 - Jun 2024</w:t>
-      </w:r>
-    </w:p>
-    <w:p>
-      <w:pPr>
-        <w:pStyle w:val="ResumeContext"/>
-        <w:keepNext/>
-      </w:pPr>
-      <w:r>
-        <w:rPr>
-          <w:rFonts w:ascii="Arial" w:hAnsi="Arial" w:eastAsia="Arial" w:cs="Arial"/>
-          <w:color w:val="262626"/>
-          <w:sz w:val="18"/>
-        </w:rPr>
-        <w:t>Telegram Chinese character learning prototype based on a 2024 MPGU diploma team's research.</w:t>
-      </w:r>
-    </w:p>
-    <w:p>
-      <w:pPr>
-        <w:numPr>
-          <w:ilvl w:val="0"/>
-          <w:numId w:val="10"/>
-        </w:numPr>
-        <w:pStyle w:val="ResumeBullet"/>
-      </w:pPr>
-      <w:r>
-        <w:rPr>
-          <w:rFonts w:ascii="Arial" w:hAnsi="Arial" w:eastAsia="Arial" w:cs="Arial"/>
-          <w:color w:val="262626"/>
-          <w:sz w:val="19"/>
-        </w:rPr>
-        <w:t>Turned the diploma team's pedagogical research into one Telegram learning loop: find, save, recall, study, and handwrite a Chinese character without leaving the chat.</w:t>
-      </w:r>
-    </w:p>
-    <w:p>
-      <w:pPr>
-        <w:numPr>
-          <w:ilvl w:val="0"/>
-          <w:numId w:val="10"/>
-        </w:numPr>
-        <w:pStyle w:val="ResumeBullet"/>
-      </w:pPr>
-      <w:r>
-        <w:rPr>
-          <w:rFonts w:ascii="Arial" w:hAnsi="Arial" w:eastAsia="Arial" w:cs="Arial"/>
-          <w:color w:val="262626"/>
-          <w:sz w:val="19"/>
-        </w:rPr>
-        <w:t>Designed the information architecture, interaction, and interface, then built a working prototype across a Telegram bot, FastAPI backend, PostgreSQL data model, and Vue handwriting app with recognition scoring.</w:t>
-      </w:r>
-    </w:p>
-    <w:p>
-      <w:pPr>
-        <w:pStyle w:val="ResumeSection"/>
-        <w:outlineLvl w:val="0"/>
-        <w:pBdr>
-          <w:bottom w:val="single" w:sz="4" w:space="3" w:color="A6A6A6"/>
-        </w:pBdr>
-      </w:pPr>
-      <w:r>
-        <w:rPr>
-          <w:rFonts w:ascii="Arial" w:hAnsi="Arial" w:eastAsia="Arial" w:cs="Arial"/>
-          <w:b/>
-          <w:color w:val="000000"/>
-          <w:sz w:val="20"/>
-        </w:rPr>
-        <w:t>WORK EXPERIENCE</w:t>
-      </w:r>
-    </w:p>
-    <w:p>
-      <w:pPr>
-        <w:pStyle w:val="ResumeEntry"/>
-        <w:keepNext/>
-        <w:tabs>
-          <w:tab w:pos="10282" w:val="right"/>
-        </w:tabs>
-      </w:pPr>
-      <w:r>
-        <w:rPr>
-          <w:rFonts w:ascii="Arial" w:hAnsi="Arial" w:eastAsia="Arial" w:cs="Arial"/>
-          <w:b/>
-          <w:color w:val="000000"/>
-          <w:sz w:val="19"/>
-        </w:rPr>
-        <w:t>Software Developer | Paycos | Contract</w:t>
-      </w:r>
-      <w:r>
-        <w:rPr>
-          <w:rFonts w:ascii="Arial" w:hAnsi="Arial" w:eastAsia="Arial" w:cs="Arial"/>
-          <w:b/>
-          <w:color w:val="000000"/>
-          <w:sz w:val="19"/>
-        </w:rPr>
-        <w:tab/>
-      </w:r>
-      <w:r>
-        <w:rPr>
-          <w:rFonts w:ascii="Arial" w:hAnsi="Arial" w:eastAsia="Arial" w:cs="Arial"/>
-          <w:b/>
-          <w:color w:val="000000"/>
-          <w:sz w:val="19"/>
-        </w:rPr>
-        <w:t>Jul 2024 - Dec 2025</w:t>
-      </w:r>
-    </w:p>
-    <w:p>
-      <w:pPr>
-        <w:pStyle w:val="ResumeContext"/>
-        <w:keepNext/>
-      </w:pPr>
-      <w:r>
-        <w:rPr>
-          <w:rFonts w:ascii="Arial" w:hAnsi="Arial" w:eastAsia="Arial" w:cs="Arial"/>
-          <w:color w:val="262626"/>
-          <w:sz w:val="18"/>
-        </w:rPr>
-        <w:t>Payments, order processing, and digital receipt systems.</w:t>
-      </w:r>
-    </w:p>
-    <w:p>
-      <w:pPr>
-        <w:numPr>
-          <w:ilvl w:val="0"/>
-          <w:numId w:val="10"/>
-        </w:numPr>
-        <w:pStyle w:val="ResumeBullet"/>
-      </w:pPr>
-      <w:r>
-        <w:rPr>
-          <w:rFonts w:ascii="Arial" w:hAnsi="Arial" w:eastAsia="Arial" w:cs="Arial"/>
-          <w:color w:val="262626"/>
-          <w:sz w:val="19"/>
-        </w:rPr>
-        <w:t>Reduced PDF receipt processing by about 90%, from 6-10 seconds to 600-650 ms, by replacing unnecessary OCR with direct text extraction while preserving OCR for image inputs.</w:t>
-      </w:r>
-    </w:p>
-    <w:p>
-      <w:pPr>
-        <w:numPr>
-          <w:ilvl w:val="0"/>
-          <w:numId w:val="10"/>
-        </w:numPr>
-        <w:pStyle w:val="ResumeBullet"/>
-      </w:pPr>
-      <w:r>
-        <w:rPr>
-          <w:rFonts w:ascii="Arial" w:hAnsi="Arial" w:eastAsia="Arial" w:cs="Arial"/>
-          <w:color w:val="262626"/>
-          <w:sz w:val="19"/>
-        </w:rPr>
-        <w:t>Built payment and order-processing workflows across Go, PostgreSQL, Kafka, Redis, gRPC, and Protobuf, translating product rules into stateful services.</w:t>
-      </w:r>
-    </w:p>
-    <w:p>
-      <w:pPr>
-        <w:pStyle w:val="ResumeEntry"/>
-        <w:keepNext/>
-        <w:tabs>
-          <w:tab w:pos="10282" w:val="right"/>
-        </w:tabs>
-      </w:pPr>
-      <w:r>
-        <w:rPr>
-          <w:rFonts w:ascii="Arial" w:hAnsi="Arial" w:eastAsia="Arial" w:cs="Arial"/>
-          <w:b/>
-          <w:color w:val="000000"/>
-          <w:sz w:val="19"/>
-        </w:rPr>
-        <w:t>Product Designer / Mobile Engineer | PizzaSushiWok (SuperGood)</w:t>
-      </w:r>
-      <w:r>
-        <w:rPr>
-          <w:rFonts w:ascii="Arial" w:hAnsi="Arial" w:eastAsia="Arial" w:cs="Arial"/>
-          <w:b/>
-          <w:color w:val="000000"/>
-          <w:sz w:val="19"/>
-        </w:rPr>
-        <w:tab/>
-      </w:r>
-      <w:r>
-        <w:rPr>
-          <w:rFonts w:ascii="Arial" w:hAnsi="Arial" w:eastAsia="Arial" w:cs="Arial"/>
-          <w:b/>
-          <w:color w:val="000000"/>
-          <w:sz w:val="19"/>
-        </w:rPr>
-        <w:t>Jan 2023 - Jul 2024</w:t>
-      </w:r>
-    </w:p>
-    <w:p>
-      <w:pPr>
-        <w:pStyle w:val="ResumeContext"/>
-        <w:keepNext/>
-      </w:pPr>
-      <w:r>
-        <w:rPr>
-          <w:rFonts w:ascii="Arial" w:hAnsi="Arial" w:eastAsia="Arial" w:cs="Arial"/>
-          <w:color w:val="262626"/>
-          <w:sz w:val="18"/>
-        </w:rPr>
-        <w:t>Hired as a mobile engineer; role expanded into end-to-end product design ownership for a production food-ordering app.</w:t>
-      </w:r>
-    </w:p>
-    <w:p>
-      <w:pPr>
-        <w:numPr>
-          <w:ilvl w:val="0"/>
-          <w:numId w:val="10"/>
-        </w:numPr>
-        <w:pStyle w:val="ResumeBullet"/>
-      </w:pPr>
-      <w:r>
-        <w:rPr>
-          <w:rFonts w:ascii="Arial" w:hAnsi="Arial" w:eastAsia="Arial" w:cs="Arial"/>
-          <w:color w:val="262626"/>
-          <w:sz w:val="19"/>
-        </w:rPr>
-        <w:t>Proposed and delivered a single Flutter app to replace separate Android and iOS applications, designing and implementing the end-to-end order experience from menu through checkout and delivery tracking.</w:t>
-      </w:r>
-    </w:p>
-    <w:p>
-      <w:pPr>
-        <w:numPr>
-          <w:ilvl w:val="0"/>
-          <w:numId w:val="10"/>
-        </w:numPr>
-        <w:pStyle w:val="ResumeBullet"/>
-      </w:pPr>
-      <w:r>
-        <w:rPr>
-          <w:rFonts w:ascii="Arial" w:hAnsi="Arial" w:eastAsia="Arial" w:cs="Arial"/>
-          <w:color w:val="262626"/>
-          <w:sz w:val="19"/>
-        </w:rPr>
-        <w:t>Used customer conversations, contextual inquiry, competitive analysis, task tests, and polls to identify 3 recurring problems: unclear meal value, hidden delivery time and total, and friction in repeat orders.</w:t>
-      </w:r>
-    </w:p>
-    <w:p>
-      <w:pPr>
-        <w:numPr>
-          <w:ilvl w:val="0"/>
-          <w:numId w:val="10"/>
-        </w:numPr>
-        <w:pStyle w:val="ResumeBullet"/>
-      </w:pPr>
-      <w:r>
-        <w:rPr>
-          <w:rFonts w:ascii="Arial" w:hAnsi="Arial" w:eastAsia="Arial" w:cs="Arial"/>
-          <w:color w:val="262626"/>
-          <w:sz w:val="19"/>
-        </w:rPr>
-        <w:t>Shipped fuller dish details, a persistent order summary, and direct paths from favorites and order history back to the basket across adaptive mobile layouts.</w:t>
-      </w:r>
-    </w:p>
-    <w:p>
-      <w:pPr>
-        <w:pStyle w:val="ResumeEntry"/>
-        <w:keepNext/>
-        <w:tabs>
-          <w:tab w:pos="10282" w:val="right"/>
-        </w:tabs>
-      </w:pPr>
-      <w:r>
-        <w:rPr>
-          <w:rFonts w:ascii="Arial" w:hAnsi="Arial" w:eastAsia="Arial" w:cs="Arial"/>
-          <w:b/>
-          <w:color w:val="000000"/>
-          <w:sz w:val="19"/>
-        </w:rPr>
-        <w:t>Mobile Game Designer &amp; Prototype Developer | 22bytes</w:t>
-      </w:r>
-      <w:r>
-        <w:rPr>
-          <w:rFonts w:ascii="Arial" w:hAnsi="Arial" w:eastAsia="Arial" w:cs="Arial"/>
-          <w:b/>
-          <w:color w:val="000000"/>
-          <w:sz w:val="19"/>
-        </w:rPr>
-        <w:tab/>
-      </w:r>
-      <w:r>
-        <w:rPr>
-          <w:rFonts w:ascii="Arial" w:hAnsi="Arial" w:eastAsia="Arial" w:cs="Arial"/>
-          <w:b/>
-          <w:color w:val="000000"/>
-          <w:sz w:val="19"/>
-        </w:rPr>
-        <w:t>Nov 2022 - Jan 2023</w:t>
-      </w:r>
-    </w:p>
-    <w:p>
-      <w:pPr>
-        <w:pStyle w:val="ResumeContext"/>
-        <w:keepNext/>
-      </w:pPr>
-      <w:r>
-        <w:rPr>
-          <w:rFonts w:ascii="Arial" w:hAnsi="Arial" w:eastAsia="Arial" w:cs="Arial"/>
-          <w:color w:val="262626"/>
-          <w:sz w:val="18"/>
-        </w:rPr>
-        <w:t>Short-term mobile game studio role.</w:t>
-      </w:r>
-    </w:p>
-    <w:p>
-      <w:pPr>
-        <w:numPr>
-          <w:ilvl w:val="0"/>
-          <w:numId w:val="10"/>
-        </w:numPr>
-        <w:pStyle w:val="ResumeBullet"/>
-      </w:pPr>
-      <w:r>
-        <w:rPr>
-          <w:rFonts w:ascii="Arial" w:hAnsi="Arial" w:eastAsia="Arial" w:cs="Arial"/>
-          <w:color w:val="262626"/>
-          <w:sz w:val="19"/>
-        </w:rPr>
-        <w:t>Built playable Android prototypes in short cycles with Unity and Jetpack Compose, shaping the interaction flow, player feedback, presentation, and scope for each concept.</w:t>
-      </w:r>
-    </w:p>
-    <w:p>
-      <w:pPr>
-        <w:pStyle w:val="ResumeSection"/>
-        <w:outlineLvl w:val="0"/>
-        <w:pBdr>
-          <w:bottom w:val="single" w:sz="4" w:space="3" w:color="A6A6A6"/>
-        </w:pBdr>
-      </w:pPr>
-      <w:r>
-        <w:rPr>
-          <w:rFonts w:ascii="Arial" w:hAnsi="Arial" w:eastAsia="Arial" w:cs="Arial"/>
-          <w:b/>
-          <w:color w:val="000000"/>
-          <w:sz w:val="20"/>
-        </w:rPr>
-        <w:t>EDUCATION</w:t>
-      </w:r>
-    </w:p>
-    <w:p>
-      <w:pPr>
-        <w:pStyle w:val="ResumeEducation"/>
-        <w:tabs>
-          <w:tab w:pos="10282" w:val="right"/>
-        </w:tabs>
-      </w:pPr>
-      <w:r>
-        <w:rPr>
-          <w:rFonts w:ascii="Arial" w:hAnsi="Arial" w:eastAsia="Arial" w:cs="Arial"/>
-          <w:color w:val="262626"/>
-          <w:sz w:val="19"/>
-        </w:rPr>
-        <w:t>Bachelor of Computer &amp; Information Science | Moscow Finance and Law Academy (MFUA)</w:t>
-      </w:r>
-      <w:r>
-        <w:rPr>
-          <w:rFonts w:ascii="Arial" w:hAnsi="Arial" w:eastAsia="Arial" w:cs="Arial"/>
-          <w:color w:val="262626"/>
-          <w:sz w:val="19"/>
-        </w:rPr>
-        <w:tab/>
-      </w:r>
-      <w:r>
-        <w:rPr>
-          <w:rFonts w:ascii="Arial" w:hAnsi="Arial" w:eastAsia="Arial" w:cs="Arial"/>
-          <w:color w:val="262626"/>
-          <w:sz w:val="19"/>
-        </w:rPr>
-        <w:t>2019 - 2023</w:t>
-      </w:r>
-    </w:p>
-    <w:p>
-      <w:pPr>
-        <w:pStyle w:val="ResumeSection"/>
-        <w:outlineLvl w:val="0"/>
-        <w:pBdr>
-          <w:bottom w:val="single" w:sz="4" w:space="3" w:color="A6A6A6"/>
-        </w:pBdr>
-      </w:pPr>
-      <w:r>
-        <w:rPr>
-          <w:rFonts w:ascii="Arial" w:hAnsi="Arial" w:eastAsia="Arial" w:cs="Arial"/>
-          <w:b/>
-          <w:color w:val="000000"/>
-          <w:sz w:val="20"/>
-        </w:rPr>
-        <w:t>LANGUAGES</w:t>
-      </w:r>
-    </w:p>
-    <w:p>
-      <w:pPr>
-        <w:pStyle w:val="ResumeEducation"/>
-      </w:pPr>
-      <w:r>
-        <w:rPr>
-          <w:rFonts w:ascii="Arial" w:hAnsi="Arial" w:eastAsia="Arial" w:cs="Arial"/>
-          <w:color w:val="262626"/>
-          <w:sz w:val="19"/>
-        </w:rPr>
-        <w:t>Russian (native) | English (B2, upper-intermediate)</w:t>
+        <w:t>Russian: native | English: B2 (upper-intermediate)</w:t>
       </w:r>
     </w:p>
     <w:sectPr>
-      <w:headerReference w:type="default" r:id="rId9"/>
-      <w:footerReference w:type="default" r:id="rId10"/>
-      <w:pgSz w:w="12240" w:h="15840"/>
-      <w:pgMar w:top="806" w:right="979" w:bottom="749" w:left="979" w:header="360" w:footer="360" w:gutter="0"/>
+      <w:pgSz w:w="11906" w:h="16838"/>
+      <w:pgMar w:top="737" w:right="907" w:bottom="737" w:left="907" w:header="720" w:footer="720" w:gutter="0"/>
       <w:cols w:space="720"/>
       <w:docGrid w:linePitch="360"/>
     </w:sectPr>
   </w:body>
 </w:document>
-</file>
-
-<file path=word/footer1.xml><?xml version="1.0" encoding="utf-8"?>
-<w:ftr xmlns:m="http://schemas.openxmlformats.org/officeDocument/2006/math" xmlns:mc="http://schemas.openxmlformats.org/markup-compatibility/2006" xmlns:mo="http://schemas.microsoft.com/office/mac/office/2008/main" xmlns:mv="urn:schemas-microsoft-com:mac:vml" xmlns:o="urn:schemas-microsoft-com:office:office" xmlns:r="http://schemas.openxmlformats.org/officeDocument/2006/relationships" xmlns:v="urn:schemas-microsoft-com:vml" xmlns:w10="urn:schemas-microsoft-com:office:word" xmlns:w14="http://schemas.microsoft.com/office/word/2010/wordml" xmlns:w="http://schemas.openxmlformats.org/wordprocessingml/2006/main" xmlns:wne="http://schemas.microsoft.com/office/word/2006/wordml" xmlns:wp14="http://schemas.microsoft.com/office/word/2010/wordprocessingDrawing" xmlns:wp="http://schemas.openxmlformats.org/drawingml/2006/wordprocessingDrawing" xmlns:wpc="http://schemas.microsoft.com/office/word/2010/wordprocessingCanvas" xmlns:wpg="http://schemas.microsoft.com/office/word/2010/wordprocessingGroup" xmlns:wpi="http://schemas.microsoft.com/office/word/2010/wordprocessingInk" xmlns:wps="http://schemas.microsoft.com/office/word/2010/wordprocessingShape" mc:Ignorable="w14 wp14">
-  <w:p>
-    <w:pPr>
-      <w:pStyle w:val="Footer"/>
-    </w:pPr>
-    <w:r/>
-  </w:p>
-</w:ftr>
-</file>
-
-<file path=word/header1.xml><?xml version="1.0" encoding="utf-8"?>
-<w:hdr xmlns:m="http://schemas.openxmlformats.org/officeDocument/2006/math" xmlns:mc="http://schemas.openxmlformats.org/markup-compatibility/2006" xmlns:mo="http://schemas.microsoft.com/office/mac/office/2008/main" xmlns:mv="urn:schemas-microsoft-com:mac:vml" xmlns:o="urn:schemas-microsoft-com:office:office" xmlns:r="http://schemas.openxmlformats.org/officeDocument/2006/relationships" xmlns:v="urn:schemas-microsoft-com:vml" xmlns:w10="urn:schemas-microsoft-com:office:word" xmlns:w14="http://schemas.microsoft.com/office/word/2010/wordml" xmlns:w="http://schemas.openxmlformats.org/wordprocessingml/2006/main" xmlns:wne="http://schemas.microsoft.com/office/word/2006/wordml" xmlns:wp14="http://schemas.microsoft.com/office/word/2010/wordprocessingDrawing" xmlns:wp="http://schemas.openxmlformats.org/drawingml/2006/wordprocessingDrawing" xmlns:wpc="http://schemas.microsoft.com/office/word/2010/wordprocessingCanvas" xmlns:wpg="http://schemas.microsoft.com/office/word/2010/wordprocessingGroup" xmlns:wpi="http://schemas.microsoft.com/office/word/2010/wordprocessingInk" xmlns:wps="http://schemas.microsoft.com/office/word/2010/wordprocessingShape" mc:Ignorable="w14 wp14">
-  <w:p>
-    <w:pPr>
-      <w:pStyle w:val="Header"/>
-    </w:pPr>
-    <w:r/>
-  </w:p>
-</w:hdr>
 </file>
 
 <file path=word/numbering.xml><?xml version="1.0" encoding="utf-8"?>
@@ -1003,27 +598,6 @@
   </w:num>
   <w:num w:numId="9">
     <w:abstractNumId w:val="0"/>
-  </w:num>
-  <w:abstractNum w:abstractNumId="9">
-    <w:multiLevelType w:val="singleLevel"/>
-    <w:lvl w:ilvl="0">
-      <w:start w:val="1"/>
-      <w:numFmt w:val="bullet"/>
-      <w:lvlText w:val="•"/>
-      <w:lvlJc w:val="left"/>
-      <w:pPr>
-        <w:tabs>
-          <w:tab w:val="num" w:pos="360"/>
-        </w:tabs>
-        <w:ind w:left="360" w:hanging="240"/>
-      </w:pPr>
-      <w:rPr>
-        <w:rFonts w:ascii="Arial" w:hAnsi="Arial" w:eastAsia="Arial" w:cs="Arial"/>
-      </w:rPr>
-    </w:lvl>
-  </w:abstractNum>
-  <w:num w:numId="10">
-    <w:abstractNumId w:val="9"/>
   </w:num>
 </w:numbering>
 </file>
@@ -1189,12 +763,12 @@
     <w:qFormat/>
     <w:rsid w:val="00FC693F"/>
     <w:pPr>
-      <w:spacing w:before="0" w:after="0" w:lineRule="auto" w:line="240"/>
+      <w:spacing w:line="250" w:lineRule="auto" w:after="60"/>
     </w:pPr>
     <w:rPr>
-      <w:rFonts w:ascii="Arial" w:hAnsi="Arial" w:eastAsia="Arial" w:cs="Arial"/>
-      <w:color w:val="262626"/>
-      <w:sz w:val="19"/>
+      <w:rFonts w:ascii="Arial" w:hAnsi="Arial"/>
+      <w:color w:val="222222"/>
+      <w:sz w:val="21"/>
     </w:rPr>
   </w:style>
   <w:style w:type="paragraph" w:styleId="Header">
@@ -1252,15 +826,15 @@
     <w:pPr>
       <w:keepNext/>
       <w:keepLines/>
-      <w:spacing w:before="480" w:after="0"/>
+      <w:spacing w:before="120" w:after="60"/>
       <w:outlineLvl w:val="0"/>
     </w:pPr>
     <w:rPr>
-      <w:rFonts w:asciiTheme="majorHAnsi" w:eastAsiaTheme="majorEastAsia" w:hAnsiTheme="majorHAnsi" w:cstheme="majorBidi"/>
+      <w:rFonts w:asciiTheme="majorHAnsi" w:eastAsiaTheme="majorEastAsia" w:hAnsiTheme="majorHAnsi" w:cstheme="majorBidi" w:ascii="Arial" w:hAnsi="Arial"/>
       <w:b/>
       <w:bCs/>
-      <w:color w:val="365F91" w:themeColor="accent1" w:themeShade="BF"/>
-      <w:sz w:val="28"/>
+      <w:color w:val="000000"/>
+      <w:sz w:val="21"/>
       <w:szCs w:val="28"/>
     </w:rPr>
   </w:style>
@@ -1276,15 +850,15 @@
     <w:pPr>
       <w:keepNext/>
       <w:keepLines/>
-      <w:spacing w:before="200" w:after="0"/>
+      <w:spacing w:before="80" w:after="20"/>
       <w:outlineLvl w:val="1"/>
     </w:pPr>
     <w:rPr>
-      <w:rFonts w:asciiTheme="majorHAnsi" w:eastAsiaTheme="majorEastAsia" w:hAnsiTheme="majorHAnsi" w:cstheme="majorBidi"/>
+      <w:rFonts w:asciiTheme="majorHAnsi" w:eastAsiaTheme="majorEastAsia" w:hAnsiTheme="majorHAnsi" w:cstheme="majorBidi" w:ascii="Arial" w:hAnsi="Arial"/>
       <w:b/>
       <w:bCs/>
-      <w:color w:val="4F81BD" w:themeColor="accent1"/>
-      <w:sz w:val="26"/>
+      <w:color w:val="000000"/>
+      <w:sz w:val="21"/>
       <w:szCs w:val="26"/>
     </w:rPr>
   </w:style>
@@ -1538,18 +1112,16 @@
     <w:qFormat/>
     <w:rsid w:val="00FC693F"/>
     <w:pPr>
-      <w:pBdr>
-        <w:bottom w:val="single" w:sz="8" w:space="4" w:color="4F81BD" w:themeColor="accent1"/>
-      </w:pBdr>
-      <w:spacing w:after="300" w:line="240" w:lineRule="auto"/>
+      <w:spacing w:after="20" w:line="240" w:lineRule="auto"/>
       <w:contextualSpacing/>
     </w:pPr>
     <w:rPr>
-      <w:rFonts w:asciiTheme="majorHAnsi" w:eastAsiaTheme="majorEastAsia" w:hAnsiTheme="majorHAnsi" w:cstheme="majorBidi"/>
-      <w:color w:val="17365D" w:themeColor="text2" w:themeShade="BF"/>
+      <w:rFonts w:asciiTheme="majorHAnsi" w:eastAsiaTheme="majorEastAsia" w:hAnsiTheme="majorHAnsi" w:cstheme="majorBidi" w:ascii="Arial" w:hAnsi="Arial"/>
+      <w:b/>
+      <w:color w:val="000000"/>
       <w:spacing w:val="5"/>
       <w:kern w:val="28"/>
-      <w:sz w:val="52"/>
+      <w:sz w:val="46"/>
       <w:szCs w:val="52"/>
     </w:rPr>
   </w:style>
@@ -1580,14 +1152,16 @@
       <w:numPr>
         <w:ilvl w:val="1"/>
       </w:numPr>
+      <w:spacing w:after="100"/>
     </w:pPr>
     <w:rPr>
-      <w:rFonts w:asciiTheme="majorHAnsi" w:eastAsiaTheme="majorEastAsia" w:hAnsiTheme="majorHAnsi" w:cstheme="majorBidi"/>
-      <w:i/>
+      <w:rFonts w:asciiTheme="majorHAnsi" w:eastAsiaTheme="majorEastAsia" w:hAnsiTheme="majorHAnsi" w:cstheme="majorBidi" w:ascii="Arial" w:hAnsi="Arial"/>
+      <w:b/>
+      <w:i w:val="0"/>
       <w:iCs/>
-      <w:color w:val="4F81BD" w:themeColor="accent1"/>
+      <w:color w:val="000000"/>
       <w:spacing w:val="15"/>
-      <w:sz w:val="24"/>
+      <w:sz w:val="22"/>
       <w:szCs w:val="24"/>
     </w:rPr>
   </w:style>
@@ -1723,8 +1297,15 @@
       <w:numPr>
         <w:numId w:val="1"/>
       </w:numPr>
+      <w:spacing w:after="40"/>
+      <w:ind w:left="170" w:hanging="170"/>
       <w:contextualSpacing/>
     </w:pPr>
+    <w:rPr>
+      <w:rFonts w:ascii="Arial" w:hAnsi="Arial"/>
+      <w:color w:val="000000"/>
+      <w:sz w:val="21"/>
+    </w:rPr>
   </w:style>
   <w:style w:type="paragraph" w:styleId="ListBullet2">
     <w:name w:val="List Bullet 2"/>
@@ -2025,9 +1606,6 @@
     <w:qFormat/>
     <w:rsid w:val="00FC693F"/>
     <w:pPr>
-      <w:pBdr>
-        <w:bottom w:val="single" w:sz="4" w:space="4" w:color="4F81BD" w:themeColor="accent1"/>
-      </w:pBdr>
       <w:spacing w:before="200" w:after="280"/>
       <w:ind w:left="936" w:right="936"/>
     </w:pPr>
@@ -12878,105 +12456,6 @@
         <w:shd w:val="clear" w:color="auto" w:fill="FBCAA2" w:themeFill="accent6" w:themeFillTint="7F"/>
       </w:tcPr>
     </w:tblStylePr>
-  </w:style>
-  <w:style w:type="paragraph" w:customStyle="1" w:styleId="ResumeSummary">
-    <w:name w:val="Resume Summary"/>
-    <w:basedOn w:val="Normal"/>
-    <w:pPr>
-      <w:spacing w:before="0" w:after="20" w:lineRule="auto" w:line="248"/>
-    </w:pPr>
-    <w:rPr>
-      <w:rFonts w:ascii="Arial" w:hAnsi="Arial" w:eastAsia="Arial" w:cs="Arial"/>
-      <w:b w:val="0"/>
-      <w:i w:val="0"/>
-      <w:color w:val="262626"/>
-      <w:sz w:val="20"/>
-    </w:rPr>
-  </w:style>
-  <w:style w:type="paragraph" w:customStyle="1" w:styleId="ResumeSkills">
-    <w:name w:val="Resume Skills"/>
-    <w:basedOn w:val="Normal"/>
-    <w:pPr>
-      <w:spacing w:before="0" w:after="14" w:lineRule="auto" w:line="240"/>
-    </w:pPr>
-    <w:rPr>
-      <w:rFonts w:ascii="Arial" w:hAnsi="Arial" w:eastAsia="Arial" w:cs="Arial"/>
-      <w:b w:val="0"/>
-      <w:i w:val="0"/>
-      <w:color w:val="262626"/>
-      <w:sz w:val="19"/>
-    </w:rPr>
-  </w:style>
-  <w:style w:type="paragraph" w:customStyle="1" w:styleId="ResumeEntry">
-    <w:name w:val="Resume Entry"/>
-    <w:basedOn w:val="Normal"/>
-    <w:pPr>
-      <w:spacing w:before="44" w:after="7" w:lineRule="auto" w:line="240"/>
-    </w:pPr>
-    <w:rPr>
-      <w:rFonts w:ascii="Arial" w:hAnsi="Arial" w:eastAsia="Arial" w:cs="Arial"/>
-      <w:b/>
-      <w:i w:val="0"/>
-      <w:color w:val="000000"/>
-      <w:sz w:val="19"/>
-    </w:rPr>
-  </w:style>
-  <w:style w:type="paragraph" w:customStyle="1" w:styleId="ResumeContext">
-    <w:name w:val="Resume Context"/>
-    <w:basedOn w:val="Normal"/>
-    <w:pPr>
-      <w:spacing w:before="0" w:after="13" w:lineRule="auto" w:line="240"/>
-    </w:pPr>
-    <w:rPr>
-      <w:rFonts w:ascii="Arial" w:hAnsi="Arial" w:eastAsia="Arial" w:cs="Arial"/>
-      <w:b w:val="0"/>
-      <w:i w:val="0"/>
-      <w:color w:val="262626"/>
-      <w:sz w:val="18"/>
-    </w:rPr>
-  </w:style>
-  <w:style w:type="paragraph" w:customStyle="1" w:styleId="ResumeBullet">
-    <w:name w:val="Resume Bullet"/>
-    <w:basedOn w:val="Normal"/>
-    <w:pPr>
-      <w:spacing w:before="0" w:after="16" w:lineRule="auto" w:line="240"/>
-    </w:pPr>
-    <w:rPr>
-      <w:rFonts w:ascii="Arial" w:hAnsi="Arial" w:eastAsia="Arial" w:cs="Arial"/>
-      <w:b w:val="0"/>
-      <w:i w:val="0"/>
-      <w:color w:val="262626"/>
-      <w:sz w:val="19"/>
-    </w:rPr>
-  </w:style>
-  <w:style w:type="paragraph" w:customStyle="1" w:styleId="ResumeEducation">
-    <w:name w:val="Resume Education"/>
-    <w:basedOn w:val="Normal"/>
-    <w:pPr>
-      <w:spacing w:before="0" w:after="0" w:lineRule="auto" w:line="240"/>
-    </w:pPr>
-    <w:rPr>
-      <w:rFonts w:ascii="Arial" w:hAnsi="Arial" w:eastAsia="Arial" w:cs="Arial"/>
-      <w:b w:val="0"/>
-      <w:i w:val="0"/>
-      <w:color w:val="262626"/>
-      <w:sz w:val="19"/>
-    </w:rPr>
-  </w:style>
-  <w:style w:type="paragraph" w:customStyle="1" w:styleId="ResumeSection">
-    <w:name w:val="Resume Section"/>
-    <w:basedOn w:val="Normal"/>
-    <w:pPr>
-      <w:keepNext/>
-      <w:spacing w:before="92" w:after="40" w:lineRule="auto" w:line="240"/>
-    </w:pPr>
-    <w:rPr>
-      <w:rFonts w:ascii="Arial" w:hAnsi="Arial" w:eastAsia="Arial" w:cs="Arial"/>
-      <w:b/>
-      <w:i w:val="0"/>
-      <w:color w:val="000000"/>
-      <w:sz w:val="20"/>
-    </w:rPr>
   </w:style>
 </w:styles>
 </file>
